--- a/manuscript/Cover_Letter_IEEE_TPS.docx
+++ b/manuscript/Cover_Letter_IEEE_TPS.docx
@@ -65,7 +65,7 @@
         <w:rPr>
           <w:b/>
         </w:rPr>
-        <w:t>Submission of a regular paper: “Well-Posed Shear-Suppression Closures for Reduced Tokamak Transport: Admissibility, Regularization, and Physical Calibration”</w:t>
+        <w:t>Submission of a regular paper: “Numerical Admissibility and Regularization of Shear-Suppression Closures for Reduced Tokamak Transport”</w:t>
       </w:r>
     </w:p>
     <w:p>
@@ -81,7 +81,7 @@
         <w:spacing w:after="120"/>
       </w:pPr>
       <w:r>
-        <w:t>I submit the enclosed paper for consideration as a regular paper in the IEEE Transactions on Plasma Science. It addresses a modelling question that matters for fusion transport codes: when a turbulent-transport closure is suppressed by sheared E×B flow, does it define a well-posed steady problem, and how much does it change the fusion gain once it does? The study is computational and theoretical, uses a reduced one-dimensional model of a reactor-scale tokamak, and uses no experimental data.</w:t>
+        <w:t>I submit the enclosed paper for consideration as a regular paper in the IEEE Transactions on Plasma Science. It addresses a modelling question that matters for fusion transport codes: when a turbulent-transport closure is suppressed by sheared E×B flow, does it define a numerically well-behaved steady problem, and how much does it change the fusion gain once it does? The study is computational and theoretical, uses a reduced one-dimensional model of a reactor-scale tokamak, and uses no experimental data.</w:t>
       </w:r>
     </w:p>
     <w:p>
@@ -104,10 +104,10 @@
         <w:rPr>
           <w:i/>
         </w:rPr>
-        <w:t>Well-posedness.</w:t>
+        <w:t>Numerical admissibility and regularization.</w:t>
       </w:r>
       <w:r>
-        <w:t xml:space="preserve"> The local closure, whose shearing rate contains the second derivative of the temperature, is ill posed: its converged answer depends on how the edge is treated (10% apart at a threshold of 0.05 for two natural edge conditions), and a grid-scale instability appears at a threshold that grows as N</w:t>
+        <w:t xml:space="preserve"> The local closure, whose shearing rate contains the second derivative of the temperature, is numerically ill posed: its converged answer depends on how the edge is treated (10% apart at a threshold of 0.05 for two natural edge conditions), and a grid-scale instability appears at a threshold that grows as N</w:t>
       </w:r>
       <w:r>
         <w:rPr>
@@ -116,7 +116,7 @@
         <w:t>0.52</w:t>
       </w:r>
       <w:r>
-        <w:t xml:space="preserve"> with the number of cells N, so that every finite threshold becomes unstable at fine resolution. A first-order edge treatment hides this and produces a spurious fold. An adaptive-field closure that smooths the shearing rate over a fixed length is well posed, converges at second order, and is insensitive to the length (0.8% over a tenfold range).</w:t>
+        <w:t xml:space="preserve"> with the number of cells N, so that every finite threshold becomes unstable at fine resolution. A first-order edge treatment hides this and produces a spurious fold. An adaptive-field closure that smooths the shearing rate over a fixed length is stable and grid converged over the tested conditions, converges at second order, and is insensitive to the length (0.8% over a tenfold range).</w:t>
       </w:r>
     </w:p>
     <w:p>
@@ -152,10 +152,10 @@
         <w:rPr>
           <w:i/>
         </w:rPr>
-        <w:t>A gain law and its uncertainty.</w:t>
+        <w:t>A fitted gain relation and its uncertainty.</w:t>
       </w:r>
       <w:r>
-        <w:t xml:space="preserve"> The smoothed closure raises the fusion gain by 0.62% at a suppression threshold of 0.3 and 5.9% at 0.1, following ΔQ/Q = 0.056%/s</w:t>
+        <w:t xml:space="preserve"> The smoothed closure raises the fusion gain by 0.62% at a suppression threshold of 0.3 and 5.9% at 0.1, following the fitted relation ΔQ/Q = 0.056%/s</w:t>
       </w:r>
       <w:r>
         <w:rPr>
@@ -164,7 +164,7 @@
         <w:t>c</w:t>
       </w:r>
       <w:r>
-        <w:t>²; a Sobol study over seven parameters gives the spread, and the baseline reproduces the ITER89-P L-mode scaling (H</w:t>
+        <w:t>² (an empirical fit over the tested range, not a universal scaling); a Sobol study over seven parameters gives the spread, and the baseline is consistent with the ITER89-P L-mode scaling (H</w:t>
       </w:r>
       <w:r>
         <w:rPr>
@@ -173,7 +173,7 @@
         <w:t>89</w:t>
       </w:r>
       <w:r>
-        <w:t xml:space="preserve"> = 1.01).</w:t>
+        <w:t xml:space="preserve"> = 1.01; with the edge temperature imposed this is a consistency check, not a validation).</w:t>
       </w:r>
     </w:p>
     <w:p>
@@ -207,7 +207,7 @@
         <w:spacing w:after="120"/>
       </w:pPr>
       <w:r>
-        <w:t>The paper concerns transport modelling for fusion devices and the numerical reliability of the closures used in it; it states what has and has not been established and keeps the claims no stronger than the checks. A supplementary file contains the proofs, the numerical protocol, and extended tables.</w:t>
+        <w:t>The paper concerns transport modelling for fusion devices and the numerical reliability of the closures used in it; it states what has and has not been established and keeps the claims no stronger than the checks. “Well posed” is used in a numerical sense: no existence, uniqueness, or continuous-dependence theorem is claimed for the nonlinear heat problem, only the admissibility conditions of the rotation equation are proved. The Discussion also states, without claiming a design result, how the method bears on screening compact, cost-constrained tokamaks. A supplementary file contains the proofs, the numerical protocol, and extended tables.</w:t>
       </w:r>
     </w:p>
     <w:p>
@@ -226,7 +226,7 @@
         <w:spacing w:after="120"/>
       </w:pPr>
       <w:r>
-        <w:t>All code, tests, raw results, and figure scripts are public at https://github.com/sandlerleon/tokamak-statedependent-closure (release v1.1.0) and archived at https://doi.org/10.5281/zenodo.23251965; the manuscript is available as a preprint at https://doi.org/10.5281/zenodo.23251966. Reproducing every number takes under an hour. In line with IEEE policy, the use of artificial intelligence is disclosed in the Acknowledgment: Claude Sonnet 5.5 (Anthropic; model identifier claude-sonnet-5-5), accessed through the Claude Code environment of the Claude desktop application, was used between 7 and 9 October 2026 for code, derivations, numerical experiments, figures, and drafting; I reviewed and edited all content, checked every reference against Crossref, and take full responsibility for the paper. I am the sole author, have no conflicts of interest, and received no funding. The manuscript has not been published in a journal and is not under consideration elsewhere. An earlier version of the preprint (https://doi.org/10.5281/zenodo.23229938) reported a steady-state fold that I have since shown to be an artifact of a first-order edge treatment; it is superseded by the version cited above.</w:t>
+        <w:t>All code, tests, raw results, and figure scripts are public at https://github.com/sandlerleon/tokamak-statedependent-closure (release v1.1.1) and archived at https://doi.org/10.5281/zenodo.23267847; the manuscript is available as a preprint at https://doi.org/10.5281/zenodo.23267849. Reproducing every number takes under an hour. In line with IEEE policy, the use of artificial intelligence is disclosed in the Acknowledgment: Claude Sonnet 5.5 (Anthropic; model identifier claude-sonnet-5-5), accessed through the Claude Code environment of the Claude desktop application, was used between 7 and 9 October 2026 for code, derivations, numerical experiments, figures, and drafting; I reviewed and edited all content, checked every reference against Crossref, and take full responsibility for the paper. I am the sole author, have no conflicts of interest, and received no funding. The manuscript has not been published in a journal and is not under consideration elsewhere. An earlier version of the preprint (https://doi.org/10.5281/zenodo.23229938) reported a steady-state fold that I have since shown to be an artifact of a first-order edge treatment; it is superseded by the version cited above. An intermediate archive (version 1.1.0, https://doi.org/10.5281/zenodo.23251966) differs from the cited version only in wording that qualifies the well-posedness and gain-law claims and in the added discussion subsection.</w:t>
       </w:r>
     </w:p>
     <w:p>

--- a/manuscript/Cover_Letter_IEEE_TPS.docx
+++ b/manuscript/Cover_Letter_IEEE_TPS.docx
@@ -185,10 +185,10 @@
         <w:rPr>
           <w:i/>
         </w:rPr>
-        <w:t>Physical calibration</w:t>
+        <w:t>Physical calibration and a screening-level plant balance</w:t>
       </w:r>
       <w:r>
-        <w:t xml:space="preserve"> (Section VI) against confinement scalings, the Greenwald and Troyon limits, and neutral-beam torque: at the estimated torque of a reactor-scale device (36 N m) the torque-driven gain is about 1.5% (threshold 0.5).</w:t>
+        <w:t xml:space="preserve"> (Section VI) against confinement scalings, the Greenwald and Troyon limits, neutral-beam torque, and an assumed-efficiency electric power balance (net power -45 MW for the reference device, negative under every assumption sampled; the closure adds about 4 MW at a threshold of 0.1; no cost is computed): at the estimated torque of a reactor-scale device (36 N m) the torque-driven gain is about 1.5% (threshold 0.5).</w:t>
       </w:r>
     </w:p>
     <w:p>
@@ -226,7 +226,7 @@
         <w:spacing w:after="120"/>
       </w:pPr>
       <w:r>
-        <w:t>All code, tests, raw results, and figure scripts are public at https://github.com/sandlerleon/tokamak-statedependent-closure (release v1.1.1) and archived at https://doi.org/10.5281/zenodo.23267847; the manuscript is available as a preprint at https://doi.org/10.5281/zenodo.23267849. Reproducing every number takes under an hour. In line with IEEE policy, the use of artificial intelligence is disclosed in the Acknowledgment: Claude Sonnet 5.5 (Anthropic; model identifier claude-sonnet-5-5), accessed through the Claude Code environment of the Claude desktop application, was used between 7 and 9 October 2026 for code, derivations, numerical experiments, figures, and drafting; I reviewed and edited all content, checked every reference against Crossref, and take full responsibility for the paper. I am the sole author, have no conflicts of interest, and received no funding. The manuscript has not been published in a journal and is not under consideration elsewhere. An earlier version of the preprint (https://doi.org/10.5281/zenodo.23229938) reported a steady-state fold that I have since shown to be an artifact of a first-order edge treatment; it is superseded by the version cited above. An intermediate archive (version 1.1.0, https://doi.org/10.5281/zenodo.23251966) differs from the cited version only in wording that qualifies the well-posedness and gain-law claims and in the added discussion subsection.</w:t>
+        <w:t>All code, tests, raw results, and figure scripts are public at https://github.com/sandlerleon/tokamak-statedependent-closure (release v1.2.0) and archived at https://doi.org/10.5281/zenodo.23268573; the manuscript is available as a preprint at https://doi.org/10.5281/zenodo.23268576. Reproducing every number takes under an hour. In line with IEEE policy, the use of artificial intelligence is disclosed in the Acknowledgment: Claude Sonnet 5.5 (Anthropic; model identifier claude-sonnet-5-5), accessed through the Claude Code environment of the Claude desktop application, was used between 7 and 9 October 2026 for code, derivations, numerical experiments, figures, and drafting; I reviewed and edited all content, checked every reference against Crossref, and take full responsibility for the paper. I am the sole author, have no conflicts of interest, and received no funding. The manuscript has not been published in a journal and is not under consideration elsewhere. An earlier version of the preprint (https://doi.org/10.5281/zenodo.23229938) reported a steady-state fold that I have since shown to be an artifact of a first-order edge treatment; it is superseded by the version cited above. Intermediate archives (versions 1.1.0 and 1.1.1, https://doi.org/10.5281/zenodo.23251966 and https://doi.org/10.5281/zenodo.23267849) are superseded by the cited version, which adds the plant power balance and qualifies the well-posedness and gain-law claims.</w:t>
       </w:r>
     </w:p>
     <w:p>

--- a/manuscript/Cover_Letter_IEEE_TPS.docx
+++ b/manuscript/Cover_Letter_IEEE_TPS.docx
@@ -81,7 +81,7 @@
         <w:spacing w:after="120"/>
       </w:pPr>
       <w:r>
-        <w:t>I submit the enclosed paper for consideration as a regular paper in the IEEE Transactions on Plasma Science. It addresses a modelling question that matters for fusion transport codes: when a turbulent-transport closure is suppressed by sheared E×B flow, does it define a numerically well-behaved steady problem, and how much does it change the fusion gain once it does? The study is computational and theoretical, uses a reduced one-dimensional model of a reactor-scale tokamak, and uses no experimental data.</w:t>
+        <w:t>I submit the enclosed paper for consideration as a regular paper in the IEEE Transactions on Plasma Science. It addresses a modeling question that matters for fusion transport codes: when a turbulent-transport closure is suppressed by sheared E×B flow, does it define a numerically well-behaved steady problem, and how much does it change the fusion gain once it does? The study is computational and theoretical, uses a reduced one-dimensional model of a reactor-scale tokamak, and uses no experimental data.</w:t>
       </w:r>
     </w:p>
     <w:p>
@@ -188,7 +188,7 @@
         <w:t>Physical calibration and a screening-level plant balance</w:t>
       </w:r>
       <w:r>
-        <w:t xml:space="preserve"> (Section VI) against confinement scalings, the Greenwald and Troyon limits, neutral-beam torque, and an assumed-efficiency electric power balance (net power -45 MW for the reference device, negative under every assumption sampled; the closure adds about 4 MW at a threshold of 0.1; no cost is computed): at the estimated torque of a reactor-scale device (36 N m) the torque-driven gain is about 1.5% (threshold 0.5).</w:t>
+        <w:t xml:space="preserve"> (Section VI) against confinement scalings, the Greenwald and Troyon limits, neutral-beam torque, and an assumed-efficiency electric power balance. At the 40 MW reference operating point the estimated net electric power is approximately -45 MW and remains negative across all 256 sampled plant-efficiency assumptions; a separate auxiliary-power scan finds positive net power for 18% of the sampled assumptions at the most favorable low heating power. These are screening-level estimates, not predictions of a viable power plant; the closure adds about 4 MW at a threshold of 0.1, and no cost is computed. At the estimated torque of a reactor-scale device (36 N m) the torque-driven gain is about 1.5% (threshold 0.5).</w:t>
       </w:r>
     </w:p>
     <w:p>
@@ -207,7 +207,7 @@
         <w:spacing w:after="120"/>
       </w:pPr>
       <w:r>
-        <w:t>The paper concerns transport modelling for fusion devices and the numerical reliability of the closures used in it; it states what has and has not been established and keeps the claims no stronger than the checks. “Well posed” is used in a numerical sense: no existence, uniqueness, or continuous-dependence theorem is claimed for the nonlinear heat problem, only the admissibility conditions of the rotation equation are proved. The Discussion also states, without claiming a design result, how the method bears on screening compact, cost-constrained tokamaks. A supplementary file contains the proofs, the numerical protocol, and extended tables.</w:t>
+        <w:t>The paper concerns transport modeling for fusion devices and the numerical reliability of the closures used in it; it states what has and has not been established and keeps the claims no stronger than the checks. “Well posed” is used in a numerical sense: no existence, uniqueness, or continuous-dependence theorem is claimed for the nonlinear heat problem, only the admissibility conditions of the rotation equation are proved. The Discussion also states, without claiming a design result, how the method bears on screening compact, cost-constrained tokamaks. A supplementary file contains the proofs, the numerical protocol, and extended tables.</w:t>
       </w:r>
     </w:p>
     <w:p>

--- a/manuscript/Cover_Letter_IEEE_TPS.docx
+++ b/manuscript/Cover_Letter_IEEE_TPS.docx
@@ -107,7 +107,7 @@
         <w:t>Numerical admissibility and regularization.</w:t>
       </w:r>
       <w:r>
-        <w:t xml:space="preserve"> The local closure, whose shearing rate contains the second derivative of the temperature, is numerically ill posed: its converged answer depends on how the edge is treated (10% apart at a threshold of 0.05 for two natural edge conditions), and a grid-scale instability appears at a threshold that grows as N</w:t>
+        <w:t xml:space="preserve"> The local closure, whose shearing rate contains the second derivative of the temperature, exhibits numerical instability and sensitivity to the edge treatment under the tested conditions: its converged answer depends on how the edge is treated (10% apart at a threshold of 0.05 for two natural edge conditions), and a grid-scale instability appears at a threshold that grows as N</w:t>
       </w:r>
       <w:r>
         <w:rPr>
@@ -226,7 +226,7 @@
         <w:spacing w:after="120"/>
       </w:pPr>
       <w:r>
-        <w:t>All code, tests, raw results, and figure scripts are public at https://github.com/sandlerleon/tokamak-statedependent-closure (release v1.2.0) and archived at https://doi.org/10.5281/zenodo.23268573; the manuscript is available as a preprint at https://doi.org/10.5281/zenodo.23268576. Reproducing every number takes under an hour. In line with IEEE policy, the use of artificial intelligence is disclosed in the Acknowledgment: Claude Sonnet 5.5 (Anthropic; model identifier claude-sonnet-5-5), accessed through the Claude Code environment of the Claude desktop application, was used between 7 and 9 October 2026 for code, derivations, numerical experiments, figures, and drafting; I reviewed and edited all content, checked every reference against Crossref, and take full responsibility for the paper. I am the sole author, have no conflicts of interest, and received no funding. The manuscript has not been published in a journal and is not under consideration elsewhere. An earlier version of the preprint (https://doi.org/10.5281/zenodo.23229938) reported a steady-state fold that I have since shown to be an artifact of a first-order edge treatment; it is superseded by the version cited above. Intermediate archives (versions 1.1.0 and 1.1.1, https://doi.org/10.5281/zenodo.23251966 and https://doi.org/10.5281/zenodo.23267849) are superseded by the cited version, which adds the plant power balance and qualifies the well-posedness and gain-law claims.</w:t>
+        <w:t>All code, tests, raw results, and figure scripts are public at https://github.com/sandlerleon/tokamak-statedependent-closure (release v1.2.1) and archived at https://doi.org/10.5281/zenodo.23282919; the manuscript is available as a preprint at https://doi.org/10.5281/zenodo.23282928. Reproducing every number takes under an hour. In line with IEEE policy, the use of artificial intelligence is disclosed in the Acknowledgment: Claude Sonnet 5.5 (Anthropic; model identifier claude-sonnet-5-5), accessed through the Claude Code environment of the Claude desktop application, was used between 7 and 9 October 2026 for code, derivations, numerical experiments, figures, and drafting; I reviewed and edited all content, checked every reference against Crossref, and take full responsibility for the paper. I am the sole author, have no conflicts of interest, and received no funding. The manuscript has not been published in a journal and is not under consideration elsewhere. An earlier version of the preprint (https://doi.org/10.5281/zenodo.23229938) reported a steady-state fold that I have since shown to be an artifact of a first-order edge treatment; it is superseded by the version cited above. Intermediate archives (versions 1.1.0, 1.1.1 and 1.2.0, https://doi.org/10.5281/zenodo.23251966, https://doi.org/10.5281/zenodo.23267849 and https://doi.org/10.5281/zenodo.23268576) are superseded by the cited version, which adds the plant power balance, qualifies the well-posedness and gain-law claims, and states the numerical instability of the local closure and the boundary cases of the admissibility conditions more carefully.</w:t>
       </w:r>
     </w:p>
     <w:p>
